--- a/docs/vertragsdokumente/bautraegervertrag/bautraegervertrag-de-en.docx
+++ b/docs/vertragsdokumente/bautraegervertrag/bautraegervertrag-de-en.docx
@@ -1,6 +1,6 @@
 
 <file path=word/document.xml><?xml version="1.0" encoding="utf-8"?>
-<w:document xmlns:o="urn:schemas-microsoft-com:office:office" xmlns:r="http://schemas.openxmlformats.org/officeDocument/2006/relationships" xmlns:v="urn:schemas-microsoft-com:vml" xmlns:w="http://schemas.openxmlformats.org/wordprocessingml/2006/main" xmlns:w10="urn:schemas-microsoft-com:office:word" xmlns:wp="http://schemas.openxmlformats.org/drawingml/2006/wordprocessingDrawing" xmlns:pic="http://schemas.openxmlformats.org/drawingml/2006/picture" xmlns:wps="http://schemas.microsoft.com/office/word/2010/wordprocessingShape" xmlns:wpg="http://schemas.microsoft.com/office/word/2010/wordprocessingGroup" xmlns:mc="http://schemas.openxmlformats.org/markup-compatibility/2006" xmlns:wp14="http://schemas.microsoft.com/office/word/2010/wordprocessingDrawing" xmlns:w14="http://schemas.microsoft.com/office/word/2010/wordml" xmlns:w15="http://schemas.microsoft.com/office/word/2012/wordml" mc:Ignorable="w14 wp14 w15">
+<w:document xmlns:ns1="http://schemas.openxmlformats.org/markup-compatibility/2006" xmlns:w="http://schemas.openxmlformats.org/wordprocessingml/2006/main" ns1:Ignorable="w14 wp14 w15">
   <w:body>
     <w:p>
       <w:pPr>
@@ -3164,6 +3164,81 @@
               <w:t xml:space="preserve"> Der Käufer hat den Kaufpreis nach folgendem Ratenplan zu zahlen, wobei der Verkäufer die Raten entsprechend dem tatsächlichen Bauablauf in sieben Teilbeträgen anfordern wird:</w:t>
             </w:r>
           </w:p>
+          <w:p>
+            <w:pPr>
+              <w:pStyle w:val="TableHeading"/>
+              <w:spacing w:before="0" w:after="80"/>
+            </w:pPr>
+            <w:r>
+              <w:rPr>
+                <w:b/>
+              </w:rPr>
+              <w:t>Rate · Stichmonat · Anteil</w:t>
+            </w:r>
+          </w:p>
+          <w:p>
+            <w:pPr>
+              <w:pStyle w:val="TableContents"/>
+              <w:spacing w:before="0" w:after="80"/>
+            </w:pPr>
+            <w:r>
+              <w:t>1. Rate · nach Beginn der Erdarbeiten · 30,0 %</w:t>
+            </w:r>
+          </w:p>
+          <w:p>
+            <w:pPr>
+              <w:pStyle w:val="TableContents"/>
+              <w:spacing w:before="0" w:after="80"/>
+            </w:pPr>
+            <w:r>
+              <w:t>2. Rate · nach Rohbaufertigstellung einschließlich Zimmererarbeiten · 28,0 %</w:t>
+            </w:r>
+          </w:p>
+          <w:p>
+            <w:pPr>
+              <w:pStyle w:val="TableContents"/>
+              <w:spacing w:before="0" w:after="80"/>
+            </w:pPr>
+            <w:r>
+              <w:t>3. Rate · nach Herstellung der Dachflächen und Dachrinnen, Ausführung der Rohinstallation der Heizungs-, Sanitär- und Elektroanlagen sowie Fenstereinbau einschließlich Verglasung · 18,9 %</w:t>
+            </w:r>
+          </w:p>
+          <w:p>
+            <w:pPr>
+              <w:pStyle w:val="TableContents"/>
+              <w:spacing w:before="0" w:after="80"/>
+            </w:pPr>
+            <w:r>
+              <w:t>4. Rate · nach Innenputz, Estrich und Fliesenarbeiten im Sanitärbereich · 9,1 %</w:t>
+            </w:r>
+          </w:p>
+          <w:p>
+            <w:pPr>
+              <w:pStyle w:val="TableContents"/>
+              <w:spacing w:before="0" w:after="80"/>
+            </w:pPr>
+            <w:r>
+              <w:t>5. Rate · nach Bezugsfertigkeit Zug um Zug gegen Besitzübergabe · 8,4 %</w:t>
+            </w:r>
+          </w:p>
+          <w:p>
+            <w:pPr>
+              <w:pStyle w:val="TableContents"/>
+              <w:spacing w:before="0" w:after="80"/>
+            </w:pPr>
+            <w:r>
+              <w:t>6. Rate · nach Fassadenarbeiten · 2,1 %</w:t>
+            </w:r>
+          </w:p>
+          <w:p>
+            <w:pPr>
+              <w:pStyle w:val="TableContents"/>
+              <w:spacing w:before="0" w:after="80"/>
+            </w:pPr>
+            <w:r>
+              <w:t>7. Rate · nach vollständiger Fertigstellung · 3,5 %</w:t>
+            </w:r>
+          </w:p>
         </w:tc>
         <w:tc>
           <w:tcPr>
@@ -3189,1072 +3264,90 @@
               <w:t xml:space="preserve"> The Buyer has to pay the Purchase Price according to the following installment plan, whereby the Seller will request the installments according to the actual construction process in seven instalments:</w:t>
             </w:r>
           </w:p>
-          <w:tbl>
-            <w:tblPr>
-              <w:tblW w:w="15534" w:type="dxa"/>
-              <w:jc w:val="start"/>
-              <w:tblInd w:w="0" w:type="dxa"/>
-              <w:tblLayout w:type="fixed"/>
-              <w:tblCellMar>
-                <w:top w:w="28" w:type="dxa"/>
-                <w:start w:w="28" w:type="dxa"/>
-                <w:bottom w:w="28" w:type="dxa"/>
-                <w:end w:w="28" w:type="dxa"/>
-              </w:tblCellMar>
-            </w:tblPr>
-            <w:tblGrid>
-              <w:gridCol w:w="705"/>
-              <w:gridCol w:w="14102"/>
-              <w:gridCol w:w="727"/>
-            </w:tblGrid>
-            <w:tr>
-              <w:trPr>
-                <w:tblHeader w:val="true"/>
-              </w:trPr>
-              <w:tc>
-                <w:tcPr>
-                  <w:tcW w:w="705" w:type="dxa"/>
-                  <w:tcBorders/>
-                  <w:vAlign w:val="center"/>
-                </w:tcPr>
-                <w:p>
-                  <w:pPr>
-                    <w:pStyle w:val="TableHeading"/>
-                    <w:suppressLineNumbers/>
-                    <w:bidi w:val="0"/>
-                    <w:spacing w:before="0" w:after="283"/>
-                    <w:jc w:val="center"/>
-                    <w:rPr/>
-                  </w:pPr>
-                  <w:r>
-                    <w:rPr/>
-                    <w:t>Rate</w:t>
-                  </w:r>
-                </w:p>
-              </w:tc>
-              <w:tc>
-                <w:tcPr>
-                  <w:tcW w:w="14102" w:type="dxa"/>
-                  <w:tcBorders/>
-                  <w:vAlign w:val="center"/>
-                </w:tcPr>
-                <w:p>
-                  <w:pPr>
-                    <w:pStyle w:val="TableHeading"/>
-                    <w:suppressLineNumbers/>
-                    <w:bidi w:val="0"/>
-                    <w:spacing w:before="0" w:after="283"/>
-                    <w:jc w:val="center"/>
-                    <w:rPr/>
-                  </w:pPr>
-                  <w:r>
-                    <w:rPr/>
-                    <w:t>Stichmonat</w:t>
-                  </w:r>
-                </w:p>
-              </w:tc>
-              <w:tc>
-                <w:tcPr>
-                  <w:tcW w:w="727" w:type="dxa"/>
-                  <w:tcBorders/>
-                  <w:vAlign w:val="center"/>
-                </w:tcPr>
-                <w:p>
-                  <w:pPr>
-                    <w:pStyle w:val="TableHeading"/>
-                    <w:suppressLineNumbers/>
-                    <w:bidi w:val="0"/>
-                    <w:spacing w:before="0" w:after="283"/>
-                    <w:jc w:val="center"/>
-                    <w:rPr/>
-                  </w:pPr>
-                  <w:r>
-                    <w:rPr/>
-                    <w:t>Anteil</w:t>
-                  </w:r>
-                </w:p>
-              </w:tc>
-            </w:tr>
-            <w:tr>
-              <w:trPr/>
-              <w:tc>
-                <w:tcPr>
-                  <w:tcW w:w="705" w:type="dxa"/>
-                  <w:tcBorders/>
-                  <w:vAlign w:val="center"/>
-                </w:tcPr>
-                <w:p>
-                  <w:pPr>
-                    <w:pStyle w:val="TableContents"/>
-                    <w:bidi w:val="0"/>
-                    <w:spacing w:before="0" w:after="283"/>
-                    <w:rPr/>
-                  </w:pPr>
-                  <w:r>
-                    <w:rPr/>
-                    <w:t>1. Rate</w:t>
-                  </w:r>
-                </w:p>
-              </w:tc>
-              <w:tc>
-                <w:tcPr>
-                  <w:tcW w:w="14102" w:type="dxa"/>
-                  <w:tcBorders/>
-                  <w:vAlign w:val="center"/>
-                </w:tcPr>
-                <w:p>
-                  <w:pPr>
-                    <w:pStyle w:val="TableContents"/>
-                    <w:bidi w:val="0"/>
-                    <w:spacing w:before="0" w:after="283"/>
-                    <w:rPr/>
-                  </w:pPr>
-                  <w:r>
-                    <w:rPr/>
-                    <w:t>nach Beginn der Erdarbeiten</w:t>
-                  </w:r>
-                </w:p>
-              </w:tc>
-              <w:tc>
-                <w:tcPr>
-                  <w:tcW w:w="727" w:type="dxa"/>
-                  <w:tcBorders/>
-                  <w:vAlign w:val="center"/>
-                </w:tcPr>
-                <w:p>
-                  <w:pPr>
-                    <w:pStyle w:val="TableContents"/>
-                    <w:bidi w:val="0"/>
-                    <w:spacing w:before="0" w:after="283"/>
-                    <w:rPr/>
-                  </w:pPr>
-                  <w:r>
-                    <w:rPr/>
-                    <w:t>30,0 %</w:t>
-                  </w:r>
-                </w:p>
-              </w:tc>
-            </w:tr>
-            <w:tr>
-              <w:trPr/>
-              <w:tc>
-                <w:tcPr>
-                  <w:tcW w:w="705" w:type="dxa"/>
-                  <w:tcBorders/>
-                  <w:vAlign w:val="center"/>
-                </w:tcPr>
-                <w:p>
-                  <w:pPr>
-                    <w:pStyle w:val="TableContents"/>
-                    <w:bidi w:val="0"/>
-                    <w:spacing w:before="0" w:after="283"/>
-                    <w:rPr/>
-                  </w:pPr>
-                  <w:r>
-                    <w:rPr/>
-                    <w:t>2. Rate</w:t>
-                  </w:r>
-                </w:p>
-              </w:tc>
-              <w:tc>
-                <w:tcPr>
-                  <w:tcW w:w="14102" w:type="dxa"/>
-                  <w:tcBorders/>
-                  <w:vAlign w:val="center"/>
-                </w:tcPr>
-                <w:p>
-                  <w:pPr>
-                    <w:pStyle w:val="TableContents"/>
-                    <w:bidi w:val="0"/>
-                    <w:spacing w:before="0" w:after="283"/>
-                    <w:rPr/>
-                  </w:pPr>
-                  <w:r>
-                    <w:rPr/>
-                    <w:t>nach Rohbaufertigstellung einschließlich Zimmererarbeiten</w:t>
-                  </w:r>
-                </w:p>
-              </w:tc>
-              <w:tc>
-                <w:tcPr>
-                  <w:tcW w:w="727" w:type="dxa"/>
-                  <w:tcBorders/>
-                  <w:vAlign w:val="center"/>
-                </w:tcPr>
-                <w:p>
-                  <w:pPr>
-                    <w:pStyle w:val="TableContents"/>
-                    <w:bidi w:val="0"/>
-                    <w:spacing w:before="0" w:after="283"/>
-                    <w:rPr/>
-                  </w:pPr>
-                  <w:r>
-                    <w:rPr/>
-                    <w:t>28,0 %</w:t>
-                  </w:r>
-                </w:p>
-              </w:tc>
-            </w:tr>
-            <w:tr>
-              <w:trPr/>
-              <w:tc>
-                <w:tcPr>
-                  <w:tcW w:w="705" w:type="dxa"/>
-                  <w:tcBorders/>
-                  <w:vAlign w:val="center"/>
-                </w:tcPr>
-                <w:p>
-                  <w:pPr>
-                    <w:pStyle w:val="TableContents"/>
-                    <w:bidi w:val="0"/>
-                    <w:spacing w:before="0" w:after="283"/>
-                    <w:rPr/>
-                  </w:pPr>
-                  <w:r>
-                    <w:rPr/>
-                    <w:t>3. Rate</w:t>
-                  </w:r>
-                </w:p>
-              </w:tc>
-              <w:tc>
-                <w:tcPr>
-                  <w:tcW w:w="14102" w:type="dxa"/>
-                  <w:tcBorders/>
-                  <w:vAlign w:val="center"/>
-                </w:tcPr>
-                <w:p>
-                  <w:pPr>
-                    <w:pStyle w:val="TableContents"/>
-                    <w:bidi w:val="0"/>
-                    <w:spacing w:before="0" w:after="283"/>
-                    <w:rPr/>
-                  </w:pPr>
-                  <w:r>
-                    <w:rPr/>
-                    <w:t>nach Herstellung der Dachflächen und Dachrinnen, Ausführung der Rohinstallation der Heizungs-, Sanitär- und Elektroanlagen sowie Fenstereinbau einschließlich Verglasung</w:t>
-                  </w:r>
-                </w:p>
-              </w:tc>
-              <w:tc>
-                <w:tcPr>
-                  <w:tcW w:w="727" w:type="dxa"/>
-                  <w:tcBorders/>
-                  <w:vAlign w:val="center"/>
-                </w:tcPr>
-                <w:p>
-                  <w:pPr>
-                    <w:pStyle w:val="TableContents"/>
-                    <w:bidi w:val="0"/>
-                    <w:spacing w:before="0" w:after="283"/>
-                    <w:rPr/>
-                  </w:pPr>
-                  <w:r>
-                    <w:rPr/>
-                    <w:t>18,9 %</w:t>
-                  </w:r>
-                </w:p>
-              </w:tc>
-            </w:tr>
-            <w:tr>
-              <w:trPr/>
-              <w:tc>
-                <w:tcPr>
-                  <w:tcW w:w="705" w:type="dxa"/>
-                  <w:tcBorders/>
-                  <w:vAlign w:val="center"/>
-                </w:tcPr>
-                <w:p>
-                  <w:pPr>
-                    <w:pStyle w:val="TableContents"/>
-                    <w:bidi w:val="0"/>
-                    <w:spacing w:before="0" w:after="283"/>
-                    <w:rPr/>
-                  </w:pPr>
-                  <w:r>
-                    <w:rPr/>
-                    <w:t>4. Rate</w:t>
-                  </w:r>
-                </w:p>
-              </w:tc>
-              <w:tc>
-                <w:tcPr>
-                  <w:tcW w:w="14102" w:type="dxa"/>
-                  <w:tcBorders/>
-                  <w:vAlign w:val="center"/>
-                </w:tcPr>
-                <w:p>
-                  <w:pPr>
-                    <w:pStyle w:val="TableContents"/>
-                    <w:bidi w:val="0"/>
-                    <w:spacing w:before="0" w:after="283"/>
-                    <w:rPr/>
-                  </w:pPr>
-                  <w:r>
-                    <w:rPr/>
-                    <w:t>nach Innenputz, Estrich und Fliesenarbeiten im Sanitärbereich</w:t>
-                  </w:r>
-                </w:p>
-              </w:tc>
-              <w:tc>
-                <w:tcPr>
-                  <w:tcW w:w="727" w:type="dxa"/>
-                  <w:tcBorders/>
-                  <w:vAlign w:val="center"/>
-                </w:tcPr>
-                <w:p>
-                  <w:pPr>
-                    <w:pStyle w:val="TableContents"/>
-                    <w:bidi w:val="0"/>
-                    <w:spacing w:before="0" w:after="283"/>
-                    <w:rPr/>
-                  </w:pPr>
-                  <w:r>
-                    <w:rPr/>
-                    <w:t>9,1 %</w:t>
-                  </w:r>
-                </w:p>
-              </w:tc>
-            </w:tr>
-            <w:tr>
-              <w:trPr/>
-              <w:tc>
-                <w:tcPr>
-                  <w:tcW w:w="705" w:type="dxa"/>
-                  <w:tcBorders/>
-                  <w:vAlign w:val="center"/>
-                </w:tcPr>
-                <w:p>
-                  <w:pPr>
-                    <w:pStyle w:val="TableContents"/>
-                    <w:bidi w:val="0"/>
-                    <w:spacing w:before="0" w:after="283"/>
-                    <w:rPr/>
-                  </w:pPr>
-                  <w:r>
-                    <w:rPr/>
-                    <w:t>5. Rate</w:t>
-                  </w:r>
-                </w:p>
-              </w:tc>
-              <w:tc>
-                <w:tcPr>
-                  <w:tcW w:w="14102" w:type="dxa"/>
-                  <w:tcBorders/>
-                  <w:vAlign w:val="center"/>
-                </w:tcPr>
-                <w:p>
-                  <w:pPr>
-                    <w:pStyle w:val="TableContents"/>
-                    <w:bidi w:val="0"/>
-                    <w:spacing w:before="0" w:after="283"/>
-                    <w:rPr/>
-                  </w:pPr>
-                  <w:r>
-                    <w:rPr/>
-                    <w:t>nach Bezugsfertigkeit Zug um Zug gegen Besitzübergabe</w:t>
-                  </w:r>
-                </w:p>
-              </w:tc>
-              <w:tc>
-                <w:tcPr>
-                  <w:tcW w:w="727" w:type="dxa"/>
-                  <w:tcBorders/>
-                  <w:vAlign w:val="center"/>
-                </w:tcPr>
-                <w:p>
-                  <w:pPr>
-                    <w:pStyle w:val="TableContents"/>
-                    <w:bidi w:val="0"/>
-                    <w:spacing w:before="0" w:after="283"/>
-                    <w:rPr/>
-                  </w:pPr>
-                  <w:r>
-                    <w:rPr/>
-                    <w:t>8,4 %</w:t>
-                  </w:r>
-                </w:p>
-              </w:tc>
-            </w:tr>
-            <w:tr>
-              <w:trPr/>
-              <w:tc>
-                <w:tcPr>
-                  <w:tcW w:w="705" w:type="dxa"/>
-                  <w:tcBorders/>
-                  <w:vAlign w:val="center"/>
-                </w:tcPr>
-                <w:p>
-                  <w:pPr>
-                    <w:pStyle w:val="TableContents"/>
-                    <w:bidi w:val="0"/>
-                    <w:spacing w:before="0" w:after="283"/>
-                    <w:rPr/>
-                  </w:pPr>
-                  <w:r>
-                    <w:rPr/>
-                    <w:t>6. Rate</w:t>
-                  </w:r>
-                </w:p>
-              </w:tc>
-              <w:tc>
-                <w:tcPr>
-                  <w:tcW w:w="14102" w:type="dxa"/>
-                  <w:tcBorders/>
-                  <w:vAlign w:val="center"/>
-                </w:tcPr>
-                <w:p>
-                  <w:pPr>
-                    <w:pStyle w:val="TableContents"/>
-                    <w:bidi w:val="0"/>
-                    <w:spacing w:before="0" w:after="283"/>
-                    <w:rPr/>
-                  </w:pPr>
-                  <w:r>
-                    <w:rPr/>
-                    <w:t>nach Fassadenarbeiten</w:t>
-                  </w:r>
-                </w:p>
-              </w:tc>
-              <w:tc>
-                <w:tcPr>
-                  <w:tcW w:w="727" w:type="dxa"/>
-                  <w:tcBorders/>
-                  <w:vAlign w:val="center"/>
-                </w:tcPr>
-                <w:p>
-                  <w:pPr>
-                    <w:pStyle w:val="TableContents"/>
-                    <w:bidi w:val="0"/>
-                    <w:spacing w:before="0" w:after="283"/>
-                    <w:rPr/>
-                  </w:pPr>
-                  <w:r>
-                    <w:rPr/>
-                    <w:t>2,1 %</w:t>
-                  </w:r>
-                </w:p>
-              </w:tc>
-            </w:tr>
-            <w:tr>
-              <w:trPr/>
-              <w:tc>
-                <w:tcPr>
-                  <w:tcW w:w="705" w:type="dxa"/>
-                  <w:tcBorders/>
-                  <w:vAlign w:val="center"/>
-                </w:tcPr>
-                <w:p>
-                  <w:pPr>
-                    <w:pStyle w:val="TableContents"/>
-                    <w:bidi w:val="0"/>
-                    <w:spacing w:before="0" w:after="283"/>
-                    <w:rPr/>
-                  </w:pPr>
-                  <w:r>
-                    <w:rPr/>
-                    <w:t>7. Rate</w:t>
-                  </w:r>
-                </w:p>
-              </w:tc>
-              <w:tc>
-                <w:tcPr>
-                  <w:tcW w:w="14102" w:type="dxa"/>
-                  <w:tcBorders/>
-                  <w:vAlign w:val="center"/>
-                </w:tcPr>
-                <w:p>
-                  <w:pPr>
-                    <w:pStyle w:val="TableContents"/>
-                    <w:bidi w:val="0"/>
-                    <w:spacing w:before="0" w:after="283"/>
-                    <w:rPr/>
-                  </w:pPr>
-                  <w:r>
-                    <w:rPr/>
-                    <w:t>nach vollständiger Fertigstellung</w:t>
-                  </w:r>
-                </w:p>
-              </w:tc>
-              <w:tc>
-                <w:tcPr>
-                  <w:tcW w:w="727" w:type="dxa"/>
-                  <w:tcBorders/>
-                  <w:vAlign w:val="center"/>
-                </w:tcPr>
-                <w:p>
-                  <w:pPr>
-                    <w:pStyle w:val="TableContents"/>
-                    <w:bidi w:val="0"/>
-                    <w:spacing w:before="0" w:after="283"/>
-                    <w:rPr/>
-                  </w:pPr>
-                  <w:r>
-                    <w:rPr/>
-                    <w:t>3,5 %</w:t>
-                  </w:r>
-                </w:p>
-              </w:tc>
-            </w:tr>
-          </w:tbl>
-          <w:p>
-            <w:pPr>
-              <w:pStyle w:val="TableContents"/>
-              <w:bidi w:val="0"/>
-              <w:spacing w:before="0" w:after="283"/>
-              <w:rPr/>
-            </w:pPr>
-            <w:r>
-              <w:rPr/>
-            </w:r>
-          </w:p>
-        </w:tc>
-      </w:tr>
-      <w:tr>
-        <w:trPr/>
-        <w:tc>
-          <w:tcPr>
-            <w:tcW w:w="7738" w:type="dxa"/>
-            <w:tcBorders/>
-            <w:vAlign w:val="center"/>
-          </w:tcPr>
-          <w:tbl>
-            <w:tblPr>
-              <w:tblW w:w="15142" w:type="dxa"/>
-              <w:jc w:val="start"/>
-              <w:tblInd w:w="0" w:type="dxa"/>
-              <w:tblLayout w:type="fixed"/>
-              <w:tblCellMar>
-                <w:top w:w="28" w:type="dxa"/>
-                <w:start w:w="28" w:type="dxa"/>
-                <w:bottom w:w="28" w:type="dxa"/>
-                <w:end w:w="28" w:type="dxa"/>
-              </w:tblCellMar>
-            </w:tblPr>
-            <w:tblGrid>
-              <w:gridCol w:w="715"/>
-              <w:gridCol w:w="13700"/>
-              <w:gridCol w:w="727"/>
-            </w:tblGrid>
-            <w:tr>
-              <w:trPr/>
-              <w:tc>
-                <w:tcPr>
-                  <w:tcW w:w="715" w:type="dxa"/>
-                  <w:tcBorders/>
-                  <w:vAlign w:val="center"/>
-                </w:tcPr>
-                <w:p>
-                  <w:pPr>
-                    <w:pStyle w:val="TableHeading"/>
-                    <w:suppressLineNumbers/>
-                    <w:bidi w:val="0"/>
-                    <w:spacing w:before="0" w:after="283"/>
-                    <w:jc w:val="center"/>
-                    <w:rPr/>
-                  </w:pPr>
-                  <w:r>
-                    <w:rPr/>
-                    <w:t>Rate</w:t>
-                  </w:r>
-                </w:p>
-              </w:tc>
-              <w:tc>
-                <w:tcPr>
-                  <w:tcW w:w="13700" w:type="dxa"/>
-                  <w:tcBorders/>
-                  <w:vAlign w:val="center"/>
-                </w:tcPr>
-                <w:p>
-                  <w:pPr>
-                    <w:pStyle w:val="TableHeading"/>
-                    <w:suppressLineNumbers/>
-                    <w:bidi w:val="0"/>
-                    <w:spacing w:before="0" w:after="283"/>
-                    <w:jc w:val="center"/>
-                    <w:rPr/>
-                  </w:pPr>
-                  <w:r>
-                    <w:rPr/>
-                    <w:t>Stichmonat</w:t>
-                  </w:r>
-                </w:p>
-              </w:tc>
-              <w:tc>
-                <w:tcPr>
-                  <w:tcW w:w="727" w:type="dxa"/>
-                  <w:tcBorders/>
-                  <w:vAlign w:val="center"/>
-                </w:tcPr>
-                <w:p>
-                  <w:pPr>
-                    <w:pStyle w:val="TableHeading"/>
-                    <w:suppressLineNumbers/>
-                    <w:bidi w:val="0"/>
-                    <w:spacing w:before="0" w:after="283"/>
-                    <w:jc w:val="center"/>
-                    <w:rPr/>
-                  </w:pPr>
-                  <w:r>
-                    <w:rPr/>
-                    <w:t>Anteil</w:t>
-                  </w:r>
-                </w:p>
-              </w:tc>
-            </w:tr>
-            <w:tr>
-              <w:trPr/>
-              <w:tc>
-                <w:tcPr>
-                  <w:tcW w:w="715" w:type="dxa"/>
-                  <w:tcBorders/>
-                  <w:vAlign w:val="center"/>
-                </w:tcPr>
-                <w:p>
-                  <w:pPr>
-                    <w:pStyle w:val="TableContents"/>
-                    <w:bidi w:val="0"/>
-                    <w:spacing w:before="0" w:after="283"/>
-                    <w:rPr/>
-                  </w:pPr>
-                  <w:r>
-                    <w:rPr/>
-                    <w:t>1. Rate</w:t>
-                  </w:r>
-                </w:p>
-              </w:tc>
-              <w:tc>
-                <w:tcPr>
-                  <w:tcW w:w="13700" w:type="dxa"/>
-                  <w:tcBorders/>
-                  <w:vAlign w:val="center"/>
-                </w:tcPr>
-                <w:p>
-                  <w:pPr>
-                    <w:pStyle w:val="TableContents"/>
-                    <w:bidi w:val="0"/>
-                    <w:spacing w:before="0" w:after="283"/>
-                    <w:rPr/>
-                  </w:pPr>
-                  <w:r>
-                    <w:rPr/>
-                    <w:t>nach Beginn der Erdarbeiten</w:t>
-                  </w:r>
-                </w:p>
-              </w:tc>
-              <w:tc>
-                <w:tcPr>
-                  <w:tcW w:w="727" w:type="dxa"/>
-                  <w:tcBorders/>
-                  <w:vAlign w:val="center"/>
-                </w:tcPr>
-                <w:p>
-                  <w:pPr>
-                    <w:pStyle w:val="TableContents"/>
-                    <w:bidi w:val="0"/>
-                    <w:spacing w:before="0" w:after="283"/>
-                    <w:rPr/>
-                  </w:pPr>
-                  <w:r>
-                    <w:rPr/>
-                    <w:t>30,0 %</w:t>
-                  </w:r>
-                </w:p>
-              </w:tc>
-            </w:tr>
-            <w:tr>
-              <w:trPr/>
-              <w:tc>
-                <w:tcPr>
-                  <w:tcW w:w="715" w:type="dxa"/>
-                  <w:tcBorders/>
-                  <w:vAlign w:val="center"/>
-                </w:tcPr>
-                <w:p>
-                  <w:pPr>
-                    <w:pStyle w:val="TableContents"/>
-                    <w:bidi w:val="0"/>
-                    <w:spacing w:before="0" w:after="283"/>
-                    <w:rPr/>
-                  </w:pPr>
-                  <w:r>
-                    <w:rPr/>
-                    <w:t>2. Rate</w:t>
-                  </w:r>
-                </w:p>
-              </w:tc>
-              <w:tc>
-                <w:tcPr>
-                  <w:tcW w:w="13700" w:type="dxa"/>
-                  <w:tcBorders/>
-                  <w:vAlign w:val="center"/>
-                </w:tcPr>
-                <w:p>
-                  <w:pPr>
-                    <w:pStyle w:val="TableContents"/>
-                    <w:bidi w:val="0"/>
-                    <w:spacing w:before="0" w:after="283"/>
-                    <w:rPr/>
-                  </w:pPr>
-                  <w:r>
-                    <w:rPr/>
-                    <w:t>After shell construction, including carpentry</w:t>
-                  </w:r>
-                </w:p>
-              </w:tc>
-              <w:tc>
-                <w:tcPr>
-                  <w:tcW w:w="727" w:type="dxa"/>
-                  <w:tcBorders/>
-                  <w:vAlign w:val="center"/>
-                </w:tcPr>
-                <w:p>
-                  <w:pPr>
-                    <w:pStyle w:val="TableContents"/>
-                    <w:bidi w:val="0"/>
-                    <w:spacing w:before="0" w:after="283"/>
-                    <w:rPr/>
-                  </w:pPr>
-                  <w:r>
-                    <w:rPr/>
-                    <w:t>28,0 %</w:t>
-                  </w:r>
-                </w:p>
-              </w:tc>
-            </w:tr>
-            <w:tr>
-              <w:trPr/>
-              <w:tc>
-                <w:tcPr>
-                  <w:tcW w:w="715" w:type="dxa"/>
-                  <w:tcBorders/>
-                  <w:vAlign w:val="center"/>
-                </w:tcPr>
-                <w:p>
-                  <w:pPr>
-                    <w:pStyle w:val="TableContents"/>
-                    <w:bidi w:val="0"/>
-                    <w:spacing w:before="0" w:after="283"/>
-                    <w:rPr/>
-                  </w:pPr>
-                  <w:r>
-                    <w:rPr/>
-                    <w:t>3. Rate</w:t>
-                  </w:r>
-                </w:p>
-              </w:tc>
-              <w:tc>
-                <w:tcPr>
-                  <w:tcW w:w="13700" w:type="dxa"/>
-                  <w:tcBorders/>
-                  <w:vAlign w:val="center"/>
-                </w:tcPr>
-                <w:p>
-                  <w:pPr>
-                    <w:pStyle w:val="TableContents"/>
-                    <w:bidi w:val="0"/>
-                    <w:spacing w:before="0" w:after="283"/>
-                    <w:rPr/>
-                  </w:pPr>
-                  <w:r>
-                    <w:rPr/>
-                    <w:t>After the roof surfaces and gutters have been produced, the heating, sanitary and electrical equipment has been roughly installed and windows, including glazing</w:t>
-                  </w:r>
-                </w:p>
-              </w:tc>
-              <w:tc>
-                <w:tcPr>
-                  <w:tcW w:w="727" w:type="dxa"/>
-                  <w:tcBorders/>
-                  <w:vAlign w:val="center"/>
-                </w:tcPr>
-                <w:p>
-                  <w:pPr>
-                    <w:pStyle w:val="TableContents"/>
-                    <w:bidi w:val="0"/>
-                    <w:spacing w:before="0" w:after="283"/>
-                    <w:rPr/>
-                  </w:pPr>
-                  <w:r>
-                    <w:rPr/>
-                    <w:t>18,9 %</w:t>
-                  </w:r>
-                </w:p>
-              </w:tc>
-            </w:tr>
-            <w:tr>
-              <w:trPr/>
-              <w:tc>
-                <w:tcPr>
-                  <w:tcW w:w="715" w:type="dxa"/>
-                  <w:tcBorders/>
-                  <w:vAlign w:val="center"/>
-                </w:tcPr>
-                <w:p>
-                  <w:pPr>
-                    <w:pStyle w:val="TableContents"/>
-                    <w:bidi w:val="0"/>
-                    <w:spacing w:before="0" w:after="283"/>
-                    <w:rPr/>
-                  </w:pPr>
-                  <w:r>
-                    <w:rPr/>
-                    <w:t>4. Rate</w:t>
-                  </w:r>
-                </w:p>
-              </w:tc>
-              <w:tc>
-                <w:tcPr>
-                  <w:tcW w:w="13700" w:type="dxa"/>
-                  <w:tcBorders/>
-                  <w:vAlign w:val="center"/>
-                </w:tcPr>
-                <w:p>
-                  <w:pPr>
-                    <w:pStyle w:val="TableContents"/>
-                    <w:bidi w:val="0"/>
-                    <w:spacing w:before="0" w:after="283"/>
-                    <w:rPr/>
-                  </w:pPr>
-                  <w:r>
-                    <w:rPr/>
-                    <w:t>After plastering, screed and sanitary tile work</w:t>
-                  </w:r>
-                </w:p>
-              </w:tc>
-              <w:tc>
-                <w:tcPr>
-                  <w:tcW w:w="727" w:type="dxa"/>
-                  <w:tcBorders/>
-                  <w:vAlign w:val="center"/>
-                </w:tcPr>
-                <w:p>
-                  <w:pPr>
-                    <w:pStyle w:val="TableContents"/>
-                    <w:bidi w:val="0"/>
-                    <w:spacing w:before="0" w:after="283"/>
-                    <w:rPr/>
-                  </w:pPr>
-                  <w:r>
-                    <w:rPr/>
-                    <w:t>9,1 %</w:t>
-                  </w:r>
-                </w:p>
-              </w:tc>
-            </w:tr>
-            <w:tr>
-              <w:trPr/>
-              <w:tc>
-                <w:tcPr>
-                  <w:tcW w:w="715" w:type="dxa"/>
-                  <w:tcBorders/>
-                  <w:vAlign w:val="center"/>
-                </w:tcPr>
-                <w:p>
-                  <w:pPr>
-                    <w:pStyle w:val="TableContents"/>
-                    <w:bidi w:val="0"/>
-                    <w:spacing w:before="0" w:after="283"/>
-                    <w:rPr/>
-                  </w:pPr>
-                  <w:r>
-                    <w:rPr/>
-                    <w:t>5. Rate</w:t>
-                  </w:r>
-                </w:p>
-              </w:tc>
-              <w:tc>
-                <w:tcPr>
-                  <w:tcW w:w="13700" w:type="dxa"/>
-                  <w:tcBorders/>
-                  <w:vAlign w:val="center"/>
-                </w:tcPr>
-                <w:p>
-                  <w:pPr>
-                    <w:pStyle w:val="TableContents"/>
-                    <w:bidi w:val="0"/>
-                    <w:spacing w:before="0" w:after="283"/>
-                    <w:rPr/>
-                  </w:pPr>
-                  <w:r>
-                    <w:rPr/>
-                    <w:t>Readiness to reference Train to train against transfer of ownership</w:t>
-                  </w:r>
-                </w:p>
-              </w:tc>
-              <w:tc>
-                <w:tcPr>
-                  <w:tcW w:w="727" w:type="dxa"/>
-                  <w:tcBorders/>
-                  <w:vAlign w:val="center"/>
-                </w:tcPr>
-                <w:p>
-                  <w:pPr>
-                    <w:pStyle w:val="TableContents"/>
-                    <w:bidi w:val="0"/>
-                    <w:spacing w:before="0" w:after="283"/>
-                    <w:rPr/>
-                  </w:pPr>
-                  <w:r>
-                    <w:rPr/>
-                    <w:t>8,4 %</w:t>
-                  </w:r>
-                </w:p>
-              </w:tc>
-            </w:tr>
-            <w:tr>
-              <w:trPr/>
-              <w:tc>
-                <w:tcPr>
-                  <w:tcW w:w="715" w:type="dxa"/>
-                  <w:tcBorders/>
-                  <w:vAlign w:val="center"/>
-                </w:tcPr>
-                <w:p>
-                  <w:pPr>
-                    <w:pStyle w:val="TableContents"/>
-                    <w:bidi w:val="0"/>
-                    <w:spacing w:before="0" w:after="283"/>
-                    <w:rPr/>
-                  </w:pPr>
-                  <w:r>
-                    <w:rPr/>
-                    <w:t>6. Rate</w:t>
-                  </w:r>
-                </w:p>
-              </w:tc>
-              <w:tc>
-                <w:tcPr>
-                  <w:tcW w:w="13700" w:type="dxa"/>
-                  <w:tcBorders/>
-                  <w:vAlign w:val="center"/>
-                </w:tcPr>
-                <w:p>
-                  <w:pPr>
-                    <w:pStyle w:val="TableContents"/>
-                    <w:bidi w:val="0"/>
-                    <w:spacing w:before="0" w:after="283"/>
-                    <w:rPr/>
-                  </w:pPr>
-                  <w:r>
-                    <w:rPr/>
-                    <w:t>nach Fassadenarbeiten</w:t>
-                  </w:r>
-                </w:p>
-              </w:tc>
-              <w:tc>
-                <w:tcPr>
-                  <w:tcW w:w="727" w:type="dxa"/>
-                  <w:tcBorders/>
-                  <w:vAlign w:val="center"/>
-                </w:tcPr>
-                <w:p>
-                  <w:pPr>
-                    <w:pStyle w:val="TableContents"/>
-                    <w:bidi w:val="0"/>
-                    <w:spacing w:before="0" w:after="283"/>
-                    <w:rPr/>
-                  </w:pPr>
-                  <w:r>
-                    <w:rPr/>
-                    <w:t>2,1 %</w:t>
-                  </w:r>
-                </w:p>
-              </w:tc>
-            </w:tr>
-            <w:tr>
-              <w:trPr/>
-              <w:tc>
-                <w:tcPr>
-                  <w:tcW w:w="715" w:type="dxa"/>
-                  <w:tcBorders/>
-                  <w:vAlign w:val="center"/>
-                </w:tcPr>
-                <w:p>
-                  <w:pPr>
-                    <w:pStyle w:val="TableContents"/>
-                    <w:bidi w:val="0"/>
-                    <w:spacing w:before="0" w:after="283"/>
-                    <w:rPr/>
-                  </w:pPr>
-                  <w:r>
-                    <w:rPr/>
-                    <w:t>7. Rate</w:t>
-                  </w:r>
-                </w:p>
-              </w:tc>
-              <w:tc>
-                <w:tcPr>
-                  <w:tcW w:w="13700" w:type="dxa"/>
-                  <w:tcBorders/>
-                  <w:vAlign w:val="center"/>
-                </w:tcPr>
-                <w:p>
-                  <w:pPr>
-                    <w:pStyle w:val="TableContents"/>
-                    <w:bidi w:val="0"/>
-                    <w:spacing w:before="0" w:after="283"/>
-                    <w:rPr/>
-                  </w:pPr>
-                  <w:r>
-                    <w:rPr/>
-                    <w:t>After complete completion</w:t>
-                  </w:r>
-                </w:p>
-              </w:tc>
-              <w:tc>
-                <w:tcPr>
-                  <w:tcW w:w="727" w:type="dxa"/>
-                  <w:tcBorders/>
-                  <w:vAlign w:val="center"/>
-                </w:tcPr>
-                <w:p>
-                  <w:pPr>
-                    <w:pStyle w:val="TableContents"/>
-                    <w:bidi w:val="0"/>
-                    <w:spacing w:before="0" w:after="283"/>
-                    <w:rPr/>
-                  </w:pPr>
-                  <w:r>
-                    <w:rPr/>
-                    <w:t>3,5 %</w:t>
-                  </w:r>
-                </w:p>
-              </w:tc>
-            </w:tr>
-          </w:tbl>
-          <w:p>
-            <w:pPr>
-              <w:pStyle w:val="TableContents"/>
-              <w:bidi w:val="0"/>
-              <w:spacing w:before="0" w:after="283"/>
-              <w:rPr/>
-            </w:pPr>
-            <w:r>
-              <w:rPr/>
-            </w:r>
-          </w:p>
-        </w:tc>
-        <w:tc>
-          <w:tcPr>
-            <w:tcW w:w="7796" w:type="dxa"/>
-            <w:tcBorders/>
-            <w:vAlign w:val="center"/>
-          </w:tcPr>
-          <w:p>
-            <w:pPr>
-              <w:pStyle w:val="TableContents"/>
-              <w:bidi w:val="0"/>
-              <w:spacing w:before="0" w:after="283"/>
-              <w:rPr>
-                <w:sz w:val="4"/>
-                <w:szCs w:val="4"/>
-              </w:rPr>
-            </w:pPr>
-            <w:r>
-              <w:rPr>
-                <w:sz w:val="4"/>
-                <w:szCs w:val="4"/>
-              </w:rPr>
+          <w:p>
+            <w:pPr>
+              <w:pStyle w:val="TableContents"/>
+              <w:bidi w:val="0"/>
+              <w:spacing w:before="0" w:after="283"/>
+              <w:rPr/>
+            </w:pPr>
+            <w:r>
+              <w:rPr/>
+            </w:r>
+          </w:p>
+          <w:p>
+            <w:pPr>
+              <w:pStyle w:val="TableHeading"/>
+              <w:spacing w:before="0" w:after="80"/>
+            </w:pPr>
+            <w:r>
+              <w:rPr>
+                <w:b/>
+              </w:rPr>
+              <w:t>Rate · Construction milestone · Percentage</w:t>
+            </w:r>
+          </w:p>
+          <w:p>
+            <w:pPr>
+              <w:pStyle w:val="TableContents"/>
+              <w:spacing w:before="0" w:after="80"/>
+            </w:pPr>
+            <w:r>
+              <w:t>1. Rate · after commencement of earthworks · 30,0 %</w:t>
+            </w:r>
+          </w:p>
+          <w:p>
+            <w:pPr>
+              <w:pStyle w:val="TableContents"/>
+              <w:spacing w:before="0" w:after="80"/>
+            </w:pPr>
+            <w:r>
+              <w:t>2. Rate · After shell construction, including carpentry · 28,0 %</w:t>
+            </w:r>
+          </w:p>
+          <w:p>
+            <w:pPr>
+              <w:pStyle w:val="TableContents"/>
+              <w:spacing w:before="0" w:after="80"/>
+            </w:pPr>
+            <w:r>
+              <w:t>3. Rate · After the roof surfaces and gutters have been produced, the heating, sanitary and electrical equipment has been roughly installed and windows, including glazing · 18,9 %</w:t>
+            </w:r>
+          </w:p>
+          <w:p>
+            <w:pPr>
+              <w:pStyle w:val="TableContents"/>
+              <w:spacing w:before="0" w:after="80"/>
+            </w:pPr>
+            <w:r>
+              <w:t>4. Rate · After plastering, screed and sanitary tile work · 9,1 %</w:t>
+            </w:r>
+          </w:p>
+          <w:p>
+            <w:pPr>
+              <w:pStyle w:val="TableContents"/>
+              <w:spacing w:before="0" w:after="80"/>
+            </w:pPr>
+            <w:r>
+              <w:t>5. Rate · readiness for occupancy concurrently with transfer of possession · 8,4 %</w:t>
+            </w:r>
+          </w:p>
+          <w:p>
+            <w:pPr>
+              <w:pStyle w:val="TableContents"/>
+              <w:spacing w:before="0" w:after="80"/>
+            </w:pPr>
+            <w:r>
+              <w:t>6. Rate · after completion of facade works · 2,1 %</w:t>
+            </w:r>
+          </w:p>
+          <w:p>
+            <w:pPr>
+              <w:pStyle w:val="TableContents"/>
+              <w:spacing w:before="0" w:after="80"/>
+            </w:pPr>
+            <w:r>
+              <w:t>7. Rate · After complete completion · 3,5 %</w:t>
             </w:r>
           </w:p>
         </w:tc>

--- a/docs/vertragsdokumente/bautraegervertrag/bautraegervertrag-de-en.docx
+++ b/docs/vertragsdokumente/bautraegervertrag/bautraegervertrag-de-en.docx
@@ -7821,7 +7821,7 @@
             </w:pPr>
             <w:r>
               <w:rPr/>
-              <w:t xml:space="preserve">die Bedeutung der Bezugnahme nach § 13a BeurkG, </w:t>
+              <w:t xml:space="preserve">die Bedeutung der Bezugnahme nach § 13c BeurkG, </w:t>
             </w:r>
           </w:p>
           <w:p>
@@ -7975,7 +7975,7 @@
             </w:pPr>
             <w:r>
               <w:rPr/>
-              <w:t xml:space="preserve">the meaning of the reference pursuant to § 13a BeurkG, </w:t>
+              <w:t xml:space="preserve">the meaning of the reference pursuant to § 13c BeurkG, </w:t>
             </w:r>
           </w:p>
           <w:p>
@@ -8224,26 +8224,26 @@
             </w:r>
             <w:r>
               <w:rPr/>
-              <w:t xml:space="preserve"> — Teilungserklärung einschließlich Gemeinschaftsordnung vom 18. Juli 2024, UR-Nr. 612/2024 W des Notars Egmont Wachtelborn, Berlin, in der Fassung des 1. bis 7. Nachtrags (UR-Nrn. 731/2024 W, 942/2024 W, 28/2025 W, 412/2025 W, 698/2025 W, 1108/2025 W und 187/2026 W). Auf das Verlesen wird gemäß § 13a BeurkG verzichtet (siehe Unterschriftenvermerk).</w:t>
-            </w:r>
-          </w:p>
-        </w:tc>
-        <w:tc>
-          <w:tcPr>
-            <w:tcW w:w="7796" w:type="dxa"/>
-            <w:tcBorders/>
-            <w:vAlign w:val="center"/>
-          </w:tcPr>
-          <w:p>
-            <w:pPr>
-              <w:pStyle w:val="TableContents"/>
-              <w:bidi w:val="0"/>
-              <w:spacing w:before="0" w:after="283"/>
-              <w:rPr/>
-            </w:pPr>
-            <w:r>
-              <w:rPr/>
-              <w:t>Declaration of reference 1 — Declaration of division including Community rules of 18 July 2024, UR No 612/2024 W of the Notary Egmont Wachtelborn, Berlin, as amended by the 1st to 7th addendum (UR Nos.) 731/2024 W, 942/2024 W, 28/2025 W, 412/2025 W, 698/2025 W, 1108/2025 W and 187/2026 W. Reading is waived in accordance with § 13a BeurkG (see signature note).</w:t>
+              <w:t xml:space="preserve"> — Teilungserklärung einschließlich Gemeinschaftsordnung vom 18. Juli 2024, UR-Nr. 612/2024 W des Notars Egmont Wachtelborn, Berlin, in der Fassung des 1. bis 7. Nachtrags (UR-Nrn. 731/2024 W, 942/2024 W, 28/2025 W, 412/2025 W, 698/2025 W, 1108/2025 W und 187/2026 W). Auf das Verlesen wird gemäß § 13c BeurkG verzichtet (siehe Unterschriftenvermerk).</w:t>
+            </w:r>
+          </w:p>
+        </w:tc>
+        <w:tc>
+          <w:tcPr>
+            <w:tcW w:w="7796" w:type="dxa"/>
+            <w:tcBorders/>
+            <w:vAlign w:val="center"/>
+          </w:tcPr>
+          <w:p>
+            <w:pPr>
+              <w:pStyle w:val="TableContents"/>
+              <w:bidi w:val="0"/>
+              <w:spacing w:before="0" w:after="283"/>
+              <w:rPr/>
+            </w:pPr>
+            <w:r>
+              <w:rPr/>
+              <w:t>Declaration of reference 1 — Declaration of division including Community rules of 18 July 2024, UR No 612/2024 W of the Notary Egmont Wachtelborn, Berlin, as amended by the 1st to 7th addendum (UR Nos.) 731/2024 W, 942/2024 W, 28/2025 W, 412/2025 W, 698/2025 W, 1108/2025 W and 187/2026 W. Reading is waived in accordance with § 13c BeurkG (see signature note).</w:t>
             </w:r>
           </w:p>
         </w:tc>
@@ -14521,7 +14521,7 @@
   <w:docDefaults>
     <w:rPrDefault>
       <w:rPr>
-        <w:rFonts w:ascii="Liberation Serif" w:hAnsi="Liberation Serif" w:eastAsia="Songti SC" w:cs="Arial Unicode MS"/>
+        <w:rFonts w:ascii="Liberation Serif" w:hAnsi="Liberation Serif" w:eastAsia="Linux Libertine G" w:cs="Noto Sans"/>
         <w:sz w:val="24"/>
         <w:szCs w:val="24"/>
         <w:lang w:val="en-US" w:eastAsia="zh-CN" w:bidi="hi-IN"/>
@@ -14585,7 +14585,7 @@
       <w:outlineLvl w:val="1"/>
     </w:pPr>
     <w:rPr>
-      <w:rFonts w:ascii="Liberation Serif" w:hAnsi="Liberation Serif" w:eastAsia="Songti SC" w:cs="Arial Unicode MS"/>
+      <w:rFonts w:ascii="Liberation Serif" w:hAnsi="Liberation Serif" w:eastAsia="Linux Libertine G" w:cs="Noto Sans"/>
       <w:b/>
       <w:bCs/>
       <w:sz w:val="20"/>
@@ -14607,7 +14607,7 @@
       <w:outlineLvl w:val="2"/>
     </w:pPr>
     <w:rPr>
-      <w:rFonts w:ascii="Liberation Serif" w:hAnsi="Liberation Serif" w:eastAsia="Songti SC" w:cs="Arial Unicode MS"/>
+      <w:rFonts w:ascii="Liberation Serif" w:hAnsi="Liberation Serif" w:eastAsia="Linux Libertine G" w:cs="Noto Sans"/>
       <w:b/>
       <w:bCs/>
       <w:sz w:val="18"/>
@@ -14731,7 +14731,7 @@
       <w:suppressLineNumbers/>
     </w:pPr>
     <w:rPr>
-      <w:rFonts w:cs="Arial Unicode MS"/>
+      <w:rFonts w:cs="Noto Sans"/>
     </w:rPr>
   </w:style>
   <w:style w:type="paragraph" w:styleId="Caption">
@@ -14743,7 +14743,7 @@
       <w:spacing w:before="120" w:after="120"/>
     </w:pPr>
     <w:rPr>
-      <w:rFonts w:cs="Arial Unicode MS"/>
+      <w:rFonts w:cs="Noto Sans"/>
       <w:i/>
       <w:iCs/>
       <w:sz w:val="24"/>
@@ -14755,7 +14755,7 @@
     <w:basedOn w:val="BodyText"/>
     <w:pPr/>
     <w:rPr>
-      <w:rFonts w:cs="Arial Unicode MS"/>
+      <w:rFonts w:cs="Noto Sans"/>
     </w:rPr>
   </w:style>
   <w:style w:type="paragraph" w:styleId="BlockQuotation">

--- a/docs/vertragsdokumente/bautraegervertrag/bautraegervertrag-de-en.docx
+++ b/docs/vertragsdokumente/bautraegervertrag/bautraegervertrag-de-en.docx
@@ -1168,7 +1168,7 @@
             </w:pPr>
             <w:r>
               <w:rPr/>
-              <w:t>At the request of the Notary, the publications declared 1. to act on behalf of the person represented by them and 2. to act on their own account.</w:t>
+              <w:t>At the request of the Notary, the persons appearing declared 1. to act on behalf of the person represented by them and 2. to act on their own account.</w:t>
             </w:r>
           </w:p>
         </w:tc>
@@ -1663,7 +1663,7 @@
             </w:r>
             <w:r>
               <w:rPr/>
-              <w:t xml:space="preserve"> The extent and limitations of dwelling and part-ownership, the legal relations between the owners of dwellings and part-owners and the management of joint ownership are regulated in the declaration of division, including the Community Rules of 18 May. July 2024 on the UR-No. 612/2024 W of the Notary Egmont Wachtelborn, Berlin, in the version of 1., 2., 3., 4., 5., 6. and 7. Addendum to the declaration of division including the Community Regulation of 4 September 2024 to the UR No 731/2024 W, of 12 November 2024 to the UR No 942/2024 W, of 9 January 2025 to the UR No 28/2025 W, of 3 April 2025 to the UR No 412/2025 W, of 27 June 2025 to the UR No 698/2025 W, of 19 September 2025 to the UR No 1108/2025 W and of 4 February 2026 to the UR No 187/2026 W respectively by the Notary Egmont Wachtelborn, Berlin.</w:t>
+              <w:t xml:space="preserve"> The extent and limitations of dwelling and part-ownership, the legal relations between the owners of dwellings and part-owners and the management of Common Property are regulated in the declaration of division, including the Community Rules of 18 May. July 2024 on the UR-No. 612/2024 W of the Notary Egmont Wachtelborn, Berlin, in the version of 1., 2., 3., 4., 5., 6. and 7. Addendum to the declaration of division including the Community Regulation of 4 September 2024 to the UR No 731/2024 W, of 12 November 2024 to the UR No 942/2024 W, of 9 January 2025 to the UR No 28/2025 W, of 3 April 2025 to the UR No 412/2025 W, of 27 June 2025 to the UR No 698/2025 W, of 19 September 2025 to the UR No 1108/2025 W and of 4 February 2026 to the UR No 187/2026 W respectively by the Notary Egmont Wachtelborn, Berlin.</w:t>
             </w:r>
           </w:p>
         </w:tc>
@@ -1708,7 +1708,7 @@
             </w:pPr>
             <w:r>
               <w:rPr/>
-              <w:t>hereinafter referred to as ‘Declaration of division’ and/or ‘Declaration of reference 1’.</w:t>
+              <w:t>hereinafter referred to as ‘Declaration of division’ and/or ‘Referenced Deed 1’.</w:t>
             </w:r>
           </w:p>
         </w:tc>
@@ -1749,7 +1749,7 @@
             </w:pPr>
             <w:r>
               <w:rPr/>
-              <w:t>The Purchased Property shall in principle be constructed in accordance with the more detailed provisions of § 5 as it results from the construction description in the version February 2026, version 7.2. The Building Specification is handed over to the Buyer with contract signing in a current, unbound print version and was available in the documents portal according to the Seller.</w:t>
+              <w:t>The Purchased Property shall in principle be constructed in accordance with the more detailed provisions of § 5 as it results from the Building Specification in the version February 2026, version 7.2. The Building Specification is handed over to the Buyer with contract signing in a current, unbound print version and was available in the documents portal according to the Seller.</w:t>
             </w:r>
           </w:p>
         </w:tc>
@@ -1843,7 +1843,7 @@
             </w:r>
             <w:r>
               <w:rPr/>
-              <w:t xml:space="preserve"> The subject matter of this contract is the Purchased Property described in § 1 and the production obligation described in § 5.</w:t>
+              <w:t xml:space="preserve"> The subject matter of this contract is the Purchased Property described in § 1 and the construction obligation described in § 5.</w:t>
             </w:r>
           </w:p>
         </w:tc>
@@ -3092,7 +3092,7 @@
             </w:pPr>
             <w:r>
               <w:rPr/>
-              <w:t xml:space="preserve">the declaration of exemption of the Pomeranian Hypotheken-Bank AG for the Purchased Property is available or the presentation is assured, </w:t>
+              <w:t xml:space="preserve">the release undertaking of the Pomeranian Hypotheken-Bank AG for the Purchased Property is available or the presentation is assured, </w:t>
             </w:r>
           </w:p>
         </w:tc>
@@ -3284,7 +3284,7 @@
               <w:rPr>
                 <w:b/>
               </w:rPr>
-              <w:t>Rate · Construction milestone · Percentage</w:t>
+              <w:t>Rate · Reference month · Percentage</w:t>
             </w:r>
           </w:p>
           <w:p>
@@ -3293,7 +3293,7 @@
               <w:spacing w:before="0" w:after="80"/>
             </w:pPr>
             <w:r>
-              <w:t>1. Rate · after commencement of earthworks · 30,0 %</w:t>
+              <w:t>1. Rate · After earthworks have started · 30,0 %</w:t>
             </w:r>
           </w:p>
           <w:p>
@@ -3329,7 +3329,7 @@
               <w:spacing w:before="0" w:after="80"/>
             </w:pPr>
             <w:r>
-              <w:t>5. Rate · readiness for occupancy concurrently with transfer of possession · 8,4 %</w:t>
+              <w:t>5. Rate · Readiness for occupancy concurrently with transfer of possession · 8,4 %</w:t>
             </w:r>
           </w:p>
           <w:p>
@@ -3338,7 +3338,7 @@
               <w:spacing w:before="0" w:after="80"/>
             </w:pPr>
             <w:r>
-              <w:t>6. Rate · after completion of facade works · 2,1 %</w:t>
+              <w:t>6. Rate · After facade work · 2,1 %</w:t>
             </w:r>
           </w:p>
           <w:p>
@@ -3564,7 +3564,7 @@
             </w:pPr>
             <w:r>
               <w:rPr/>
-              <w:t>The parties assume that the settlement provided for in this document via dismissal reservation for sheet 18 442, the burden exemption of Pomeranian Hypotheken-Bank AG, the seven-step MaBV installment plan and the confirmation of progress for house 4 safeguards the interests of the Buyer. A separate performance guarantee for the timely production of unit 4.27 without significant defects is not agreed. Insofar as mandatory statutory security rights exist, these remain unaffected; their practical processing takes place within the framework of the first installment due for House 4 after consultation with the Seller and the globally financing bank.</w:t>
+              <w:t>The parties assume that the settlement provided for in this document via priority notice of conveyance for sheet 18 442, the release from encumbrances of Pomeranian Hypotheken-Bank AG, the seven-step MaBV installment plan and the confirmation of progress for house 4 safeguards the interests of the Buyer. A separate performance guarantee for the timely construction of unit 4.27 without significant defects is not agreed. Insofar as mandatory statutory security rights exist, these remain unaffected; their practical processing takes place within the framework of the first installment due for House 4 after consultation with the Seller and the globally financing bank.</w:t>
             </w:r>
           </w:p>
         </w:tc>
@@ -3975,11 +3975,11 @@
               <w:ind w:hanging="0" w:start="0" w:end="0"/>
               <w:rPr/>
             </w:pPr>
-            <w:bookmarkStart w:id="21" w:name="construction-obligation-construction-des"/>
+            <w:bookmarkStart w:id="21" w:name="construction-obligation-building-specifi"/>
             <w:bookmarkEnd w:id="21"/>
             <w:r>
               <w:rPr/>
-              <w:t>§ 5 Construction obligation, construction description</w:t>
+              <w:t>§ 5 Construction obligation, Building Specification</w:t>
             </w:r>
           </w:p>
         </w:tc>
@@ -4032,7 +4032,7 @@
             </w:r>
             <w:r>
               <w:rPr/>
-              <w:t xml:space="preserve"> The Seller undertakes to produce the Purchased Property in accordance with the specification in the version February 2026, version 7.2, the reference documents and the plans underlying this contract.</w:t>
+              <w:t xml:space="preserve"> The Seller undertakes to produce the Purchased Property in accordance with the specification in the version February 2026, version 7.2, the referenced deeds and the plans underlying this contract.</w:t>
             </w:r>
           </w:p>
         </w:tc>
@@ -4220,7 +4220,7 @@
             </w:r>
             <w:r>
               <w:rPr/>
-              <w:t xml:space="preserve"> Insofar as the description of the building provides for choices in terms of material, colour or shape, the Buyer is given the opportunity to make a corresponding selection within the framework of a sample, provided the construction progress still allows.</w:t>
+              <w:t xml:space="preserve"> Insofar as the Building Specification provides for choices in terms of material, colour or shape, the Buyer is given the opportunity to make a corresponding selection within the selection process, provided the construction progress still allows.</w:t>
             </w:r>
           </w:p>
         </w:tc>
@@ -4355,7 +4355,7 @@
             </w:r>
             <w:r>
               <w:rPr/>
-              <w:t xml:space="preserve"> The Buyer is not entitled to any execution and equipment of the Purchased Property deviating from the construction plans, the construction description and the purchase contract. Visualizations, renderings, sales brochures, the show apartment and other sales documents are expressly not part of this contract and do not constitute a quality agreement.</w:t>
+              <w:t xml:space="preserve"> The Buyer is not entitled to any execution and equipment of the Purchased Property deviating from the construction plans, the Building Specification and the purchase contract. Visualizations, renderings, sales brochures, the show apartment and other sales documents are expressly not part of this contract and do not constitute a quality agreement.</w:t>
             </w:r>
           </w:p>
         </w:tc>
@@ -4408,7 +4408,7 @@
             </w:r>
             <w:r>
               <w:rPr/>
-              <w:t xml:space="preserve"> Insofar as the construction description for house 4, apartment 4.27 or TG-127 contains no or indefinite information regarding necessary services, the Seller is entitled to determine the performance according to § 315 BGB. Decisive is the classification of the unit in the equipment line “Birkenpfuhl Komfort B4”, taking into account the shaft and facade logic of house 4, the bundled orders for the floor/tile/sanitary/door trades, the maintainability of the TGA components and the uniform appearance of the quarter.</w:t>
+              <w:t xml:space="preserve"> Insofar as the Building Specification for house 4, apartment 4.27 or TG-127 contains no or indefinite information regarding necessary services, the Seller is entitled to determine the performance according to § 315 BGB. Decisive is the classification of the unit in the equipment line “Birkenpfuhl Komfort B4”, taking into account the shaft and facade logic of house 4, the bundled orders for the floor/tile/sanitary/door trades, the maintainability of the TGA components and the uniform appearance of the quarter.</w:t>
             </w:r>
           </w:p>
         </w:tc>
@@ -5035,7 +5035,7 @@
             </w:r>
             <w:r>
               <w:rPr/>
-              <w:t xml:space="preserve"> Sound, heat, humidity and fire protection. The publicly required proofs are obtained by the Seller. A further characteristic, in particular an increased sound insulation, a certain comfort class, a certain indoor air quality or a certain summer cooling capacity, is owed only insofar as this is expressly agreed in the construction description with numerical values. Condensate, mold or moisture damage, which is due to heating, ventilation or furniture behavior that does not correspond to the respective usage instructions, do not constitute a defect.</w:t>
+              <w:t xml:space="preserve"> Sound, heat, humidity and fire protection. The publicly required proofs are obtained by the Seller. A further characteristic, in particular an increased sound insulation, a certain comfort class, a certain indoor air quality or a certain summer cooling capacity, is owed only insofar as this is expressly agreed in the Building Specification with numerical values. Condensate, mold or moisture damage, which is due to heating, ventilation or furniture behavior that does not correspond to the respective usage instructions, do not constitute a defect.</w:t>
             </w:r>
           </w:p>
         </w:tc>
@@ -5265,11 +5265,11 @@
               <w:ind w:hanging="0" w:start="0" w:end="0"/>
               <w:rPr/>
             </w:pPr>
-            <w:bookmarkStart w:id="23" w:name="economic-transfer-of-ownership-acceptanc"/>
+            <w:bookmarkStart w:id="23" w:name="transfer-of-possession-acceptance-transf"/>
             <w:bookmarkEnd w:id="23"/>
             <w:r>
               <w:rPr/>
-              <w:t>§ 6 Economic transfer of ownership, acceptance, transfer of keys</w:t>
+              <w:t>§ 6 Transfer of possession, acceptance, transfer of keys</w:t>
             </w:r>
           </w:p>
         </w:tc>
@@ -5375,7 +5375,7 @@
             </w:r>
             <w:r>
               <w:rPr/>
-              <w:t xml:space="preserve"> Acquisition of the special ownership unit</w:t>
+              <w:t xml:space="preserve"> Acceptance of the Unit Property</w:t>
             </w:r>
           </w:p>
         </w:tc>
@@ -5551,7 +5551,7 @@
             </w:r>
             <w:r>
               <w:rPr/>
-              <w:t xml:space="preserve"> Acceptance of joint ownership</w:t>
+              <w:t xml:space="preserve"> Acceptance of Common Property</w:t>
             </w:r>
           </w:p>
         </w:tc>
@@ -5592,7 +5592,7 @@
             </w:pPr>
             <w:r>
               <w:rPr/>
-              <w:t>6.3.1 In order to ensure a uniform and technically coordinated acceptance of the joint property, the initial administration appointed by the Seller will prepare the acceptance organizationally and inform the buyers about this. It shall be entitled to submit the acceptance declaration for the Community unless the acquirer group appoints a different representative before the acceptance date.</w:t>
+              <w:t>6.3.1 In order to ensure a uniform and technically coordinated acceptance of the Common Property, the initial administration appointed by the Seller will prepare the acceptance organizationally and inform the buyers about this. It shall be entitled to submit the acceptance declaration for the Community unless the acquirer group appoints a different representative before the acceptance date.</w:t>
             </w:r>
           </w:p>
         </w:tc>
@@ -5633,7 +5633,7 @@
             </w:pPr>
             <w:r>
               <w:rPr/>
-              <w:t>6.3.2. The initial administration will use a publicly appointed and sworn or comparable qualified expert who will be appointed from a list proposed by the Seller. The costs of the expert shall be treated as the costs of the initial commissioning of the joint ownership.</w:t>
+              <w:t>6.3.2. The initial administration will use a publicly appointed and sworn or comparable qualified expert who will be appointed from a list proposed by the Seller. The costs of the expert shall be treated as the costs of the initial commissioning of the Common Property.</w:t>
             </w:r>
           </w:p>
         </w:tc>
@@ -5674,7 +5674,7 @@
             </w:pPr>
             <w:r>
               <w:rPr/>
-              <w:t>6.3.3 After transmission of the expert report and the acceptance declaration to the initial administration, the acceptance of the joint property to the acquirers shall be deemed to have taken place, unless within ten banking working days material obstacles to acceptance not taken into account in the report are specified in writing.</w:t>
+              <w:t>6.3.3 After transmission of the expert report and the acceptance declaration to the initial administration, the acceptance of the Common Property to the acquirers shall be deemed to have taken place, unless within ten banking working days material obstacles to acceptance not taken into account in the report are specified in writing.</w:t>
             </w:r>
           </w:p>
         </w:tc>
@@ -5983,7 +5983,7 @@
             </w:r>
             <w:r>
               <w:rPr/>
-              <w:t xml:space="preserve"> The Buyer may enter the property during the construction period for reasons of traffic safety, occupational safety and orderly construction only after prior agreement with the Seller via the access “Bauzaun Tor West”. The Seller offers the Buyer up to two accompanied visiting dates before the ability to purchase house 4 and an appointment for the acceptance of the special ownership unit; Regular time windows are Tuesdays and Thursdays between 09:00 and 12:00, as far as crane and delivery traffic allow. Further dates may be made possible, in particular for the installment milestones of shell construction, window installation, screed and reference skill, provided that construction processes, crane and delivery traffic, safety requirements, subcontractor interests, data protection and the distribution of other units are not affected.</w:t>
+              <w:t xml:space="preserve"> The Buyer may enter the property during the construction period for reasons of traffic safety, occupational safety and orderly construction only after prior agreement with the Seller via the access “Bauzaun Tor West”. The Seller offers the Buyer up to two accompanied visiting dates before the ability to purchase house 4 and an appointment for the acceptance of the special ownership unit; Regular time windows are Tuesdays and Thursdays between 09:00 and 12:00, as far as crane and delivery traffic allow. Further dates may be made possible, in particular for the installment milestones of shell construction, window installation, screed and readiness for occupancy, provided that construction processes, crane and delivery traffic, safety requirements, subcontractor interests, data protection and the distribution of other units are not affected.</w:t>
             </w:r>
           </w:p>
         </w:tc>
@@ -6729,7 +6729,7 @@
             </w:r>
             <w:r>
               <w:rPr/>
-              <w:t xml:space="preserve"> If insignificant defects or residual work are found on handover or acceptance, the Seller may, in order to accelerate the handover, provide a residual work plan for the apartment 4.27 with a cost assessment per position or a guarantee from a guarantor in accordance with § 2 para. 2 MABV. The parties will limit the retention to the estimated effort remaining under the remaining work plan; after notification of processing, a security provided must be released unless the Buyer substantiated objectes within ten banking working days.</w:t>
+              <w:t xml:space="preserve"> If insignificant defects or residual work are found on handover or acceptance, the Seller may, in order to accelerate the handover, provide a residual work plan for the apartment 4.27 with a cost assessment per position or a guarantee from a guarantor in accordance with § 2 para. 2 MaBV. The parties will limit the retention to the estimated effort remaining under the remaining work plan; after notification of processing, a security provided must be released unless the Buyer substantiated objectes within ten banking working days.</w:t>
             </w:r>
           </w:p>
         </w:tc>
@@ -6910,7 +6910,7 @@
             </w:r>
             <w:r>
               <w:rPr/>
-              <w:t xml:space="preserve"> In order to avoid blockages, the Buyer already authorizes the deletion of the reservation in the event that the secured claim no longer exists as a result of withdrawal, mutually agreed cancellation, final non-payment of the Purchase Price or other settlement. The Notary may make use of this authorisation if the Seller informs him of the settlement of the secured claim in text form and the Buyer does not object within ten banking working days after the notarial hearing.</w:t>
+              <w:t xml:space="preserve"> In order to avoid blockages, the Buyer already authorizes the deletion of the priority notice of conveyance in the event that the secured claim no longer exists as a result of withdrawal, mutually agreed cancellation, final non-payment of the Purchase Price or other settlement. The Notary may make use of this authorisation if the Seller informs him of the settlement of the secured claim in text form and the Buyer does not object within ten banking working days after the notarial hearing.</w:t>
             </w:r>
           </w:p>
         </w:tc>
@@ -6963,7 +6963,7 @@
             </w:r>
             <w:r>
               <w:rPr/>
-              <w:t xml:space="preserve"> The Buyer already today requests the deletion of the priority notice of conveyance concurrently with completion of the disposition.</w:t>
+              <w:t xml:space="preserve"> The Buyer already today requests the deletion of the priority notice of conveyance concurrently with completion of the conveyance.</w:t>
             </w:r>
           </w:p>
         </w:tc>
@@ -7653,7 +7653,7 @@
             </w:r>
             <w:r>
               <w:rPr/>
-              <w:t xml:space="preserve"> The Purchaser shall bear the costs of unit 4.27 and parking space TG-127 for the initial installation and handover of the WEG administration, technical management, instruction in the lift, underground parking, heat supply, smoke extraction and measuring systems, as well as the maintenance and service contracts concluded for the initial operation phase. A check of the profitability of these contracts by individual acquirers is not owed before transfer of the joint ownership.</w:t>
+              <w:t xml:space="preserve"> The Purchaser shall bear the costs of unit 4.27 and parking space TG-127 for the initial installation and handover of the WEG administration, technical management, instruction in the lift, underground parking, heat supply, smoke extraction and measuring systems, as well as the maintenance and service contracts concluded for the initial operation phase. A check of the profitability of these contracts by individual acquirers is not owed before transfer of the Common Property.</w:t>
             </w:r>
           </w:p>
         </w:tc>
@@ -8243,7 +8243,7 @@
             </w:pPr>
             <w:r>
               <w:rPr/>
-              <w:t>Declaration of reference 1 — Declaration of division including Community rules of 18 July 2024, UR No 612/2024 W of the Notary Egmont Wachtelborn, Berlin, as amended by the 1st to 7th addendum (UR Nos.) 731/2024 W, 942/2024 W, 28/2025 W, 412/2025 W, 698/2025 W, 1108/2025 W and 187/2026 W. Reading is waived in accordance with § 13c BeurkG (see signature note).</w:t>
+              <w:t>Referenced Deed 1 — Declaration of division including Community rules of 18 July 2024, UR No 612/2024 W of the Notary Egmont Wachtelborn, Berlin, as amended by the 1st to 7th addendum (UR Nos.) 731/2024 W, 942/2024 W, 28/2025 W, 412/2025 W, 698/2025 W, 1108/2025 W and 187/2026 W. Reading is waived in accordance with § 13c BeurkG (see signature note).</w:t>
             </w:r>
           </w:p>
         </w:tc>
@@ -8494,7 +8494,7 @@
             </w:pPr>
             <w:r>
               <w:rPr/>
-              <w:t>The business value of this deed is indicated with the total Purchase Price of 828,000.00 EUR. The costs of this document and its execution shall be borne by the Buyer in accordance with § 13.4. Reference was made to the additional property transfer tax and the development and connection costs pursuant to § 7.</w:t>
+              <w:t>The business value of this deed is indicated with the total Purchase Price of 828,000.00 EUR. The costs of this document and its execution shall be borne by the Buyer in accordance with § 13.4. Reference was made to the additional registration of title tax and the development and connection costs pursuant to § 7.</w:t>
             </w:r>
           </w:p>
         </w:tc>
@@ -8610,7 +8610,7 @@
             </w:pPr>
             <w:r>
               <w:rPr/>
-              <w:t>The publications stated that they did not read the reference documents because they are aware of their content. This record was read to the publications by the Notary, approved by them and then signed by hand as follows:</w:t>
+              <w:t>The persons appearing declared that they waived the reading aloud of the referenced deeds because they were familiar with their contents. This record was read aloud to the persons appearing by the Notary, approved by them and then signed by hand as follows:</w:t>
             </w:r>
           </w:p>
         </w:tc>
@@ -9372,11 +9372,11 @@
               <w:ind w:hanging="0" w:start="0" w:end="0"/>
               <w:rPr/>
             </w:pPr>
-            <w:bookmarkStart w:id="49" w:name="preliminary-remarks-on-the-description-o"/>
+            <w:bookmarkStart w:id="49" w:name="preliminary-remarks-on-the-building-spec"/>
             <w:bookmarkEnd w:id="49"/>
             <w:r>
               <w:rPr/>
-              <w:t>Preliminary remarks on the description of the building</w:t>
+              <w:t>Preliminary remarks on the Building Specification</w:t>
             </w:r>
           </w:p>
         </w:tc>
@@ -9429,7 +9429,7 @@
             </w:r>
             <w:r>
               <w:rPr/>
-              <w:t xml:space="preserve"> This Building Specification describes the construction target for house 4, apartment 4.27, cellar K-4.27, terrace T-4.27 and parking space TG-127 in the version that is relevant for the purchase decision. Sales documents, exposés, visualizations of the quarter square, renderings of houses 4 to 6, floor plan representations with furnishings and the model apartment in house 5 serve to illustrate the quarter and equipment concept “Birkenpfuhl Komfort B4” and become part of the contract only insofar as this Building Specification or the purchase contract expressly refer to it.</w:t>
+              <w:t xml:space="preserve"> This Building Specification describes the contractual construction specification for house 4, apartment 4.27, cellar K-4.27, terrace T-4.27 and parking space TG-127 in the version that is relevant for the purchase decision. Sales documents, exposés, visualizations of the quarter square, renderings of houses 4 to 6, floor plan representations with furnishings and the model apartment in house 5 serve to illustrate the quarter and equipment concept “Birkenpfuhl Komfort B4” and become part of the contract only insofar as this Building Specification or the purchase contract expressly refer to it.</w:t>
             </w:r>
           </w:p>
         </w:tc>
@@ -9482,7 +9482,7 @@
             </w:r>
             <w:r>
               <w:rPr/>
-              <w:t xml:space="preserve"> The manufactures, manufacturers, types and models mentioned in this construction description for floor, tiles, sanitary, doors, fittings, window profiles, elevator, ventilation, measuring systems and underground garage technology are to be understood as examples, if they are mentioned at all. The Seller is entitled to use equivalent or similar products from other manufacturers if this is to be adapted in the construction process due to delivery dates of the house 4 trades, sample bundling, interfaces to the TGA planning or serial order for houses 4 to 6. There is no entitlement to a particular make.</w:t>
+              <w:t xml:space="preserve"> The manufactures, manufacturers, types and models mentioned in this Building Specification for floor, tiles, sanitary, doors, fittings, window profiles, elevator, ventilation, measuring systems and underground garage technology are to be understood as examples, if they are mentioned at all. The Seller is entitled to use equivalent or similar products from other manufacturers if this is to be adapted in the construction process due to delivery dates of the house 4 trades, sample bundling, interfaces to the TGA planning or serial order for houses 4 to 6. There is no entitlement to a particular make.</w:t>
             </w:r>
           </w:p>
         </w:tc>
@@ -9535,7 +9535,7 @@
             </w:r>
             <w:r>
               <w:rPr/>
-              <w:t xml:space="preserve"> If designs, materials, colors or surfaces are not specified in detail, the Seller determines the design within the material family “Birkenpfuhl Comfort B4” taking into account the facade colors of house 4, the sample series B4 floor/B4 bath/B4 door, the TGA interfaces and the later maintainability.</w:t>
+              <w:t xml:space="preserve"> If designs, materials, colors or surfaces are not specified in detail, the Seller determines the design within the material family “Birkenpfuhl Comfort B4” taking into account the facade colors of house 4, the selection series B4 floor/B4 bath/B4 door, the TGA interfaces and the later maintainability.</w:t>
             </w:r>
           </w:p>
         </w:tc>
@@ -10793,7 +10793,7 @@
             </w:r>
             <w:r>
               <w:rPr/>
-              <w:t xml:space="preserve"> Wall and ceiling surfaces are plastered or made in drywall and prepared for a paint-ready or paper-ready surface. A painting of the walls in the living rooms is not included in the standard, unless otherwise specified in the sample.</w:t>
+              <w:t xml:space="preserve"> Wall and ceiling surfaces are plastered or made in drywall and prepared for a paint-ready or paper-ready surface. A painting of the walls in the living rooms is not included in the standard, unless otherwise specified during selection.</w:t>
             </w:r>
           </w:p>
         </w:tc>
@@ -12804,7 +12804,7 @@
             </w:r>
             <w:r>
               <w:rPr/>
-              <w:t xml:space="preserve"> In the event of contradictions between this specification, plans B4-A-100 to B4-A-612, sample documentation and the purchase contract, a technically and economically appropriate interpretation must first be made in the sense of a uniform project execution for House 4 and the underground car park span Nord. For this purpose, the Seller makes the necessary coordination decisions for shaft locations, facade connections, TGA interfaces, sample series and outdoor plant connections.</w:t>
+              <w:t xml:space="preserve"> In the event of contradictions between this specification, plans B4-A-100 to B4-A-612, selection documentation and the purchase contract, a technically and economically appropriate interpretation must first be made in the sense of a uniform project execution for House 4 and the underground car park span Nord. For this purpose, the Seller makes the necessary coordination decisions for shaft locations, facade connections, TGA interfaces, selection series and outdoor plant connections.</w:t>
             </w:r>
           </w:p>
         </w:tc>
@@ -12857,7 +12857,7 @@
             </w:r>
             <w:r>
               <w:rPr/>
-              <w:t xml:space="preserve"> This Building Specification applies in the version February 2026, version 7.2. Previous versions lose their validity. The Seller reserves the right to update the construction description in the course of the execution planning, as long as the overall character of the construction project is maintained.</w:t>
+              <w:t xml:space="preserve"> This Building Specification applies in the version February 2026, version 7.2. Previous versions lose their validity. The Seller reserves the right to update the Building Specification in the course of the execution planning, as long as the overall character of the construction project is maintained.</w:t>
             </w:r>
           </w:p>
         </w:tc>
